--- a/Наладчик контрольно-измерительных приборов и автоматики/профессиональной подготовки 14919 Наладчик контрольно-измерительных приборов и автоматики/Лекции МДК 01.01  02 Подготовка рабочего места, инструментов и оборудования для наладки.docx
+++ b/Наладчик контрольно-измерительных приборов и автоматики/профессиональной подготовки 14919 Наладчик контрольно-измерительных приборов и автоматики/Лекции МДК 01.01  02 Подготовка рабочего места, инструментов и оборудования для наладки.docx
@@ -230,21 +230,6 @@
           <w:rFonts w:ascii="Times New Roman" w:hAnsi="Times New Roman" w:cs="Times New Roman"/>
         </w:rPr>
         <w:t>Перед использованием измерительных приборов наладчик обязан проверить их исправность, наличие клейма поверки и срок её действия. Запрещается применять приборы с истекшим сроком поверки или имеющие видимые повреждения. Результаты проверки фиксируются в журнале учёта средств измерений.</w:t>
-      </w:r>
-    </w:p>
-    <w:p>
-      <w:pPr>
-        <w:spacing w:line="360" w:lineRule="auto" w:before="240" w:after="80"/>
-        <w:jc w:val="left"/>
-      </w:pPr>
-      <w:r>
-        <w:rPr>
-          <w:rFonts w:ascii="Times New Roman" w:hAnsi="Times New Roman"/>
-          <w:b/>
-          <w:sz w:val="28"/>
-          <w:rFonts w:ascii="Times New Roman" w:hAnsi="Times New Roman" w:cs="Times New Roman"/>
-        </w:rPr>
-        <w:t>Вопросы для повторения (Лекция 1):</w:t>
       </w:r>
     </w:p>
     <w:p>
@@ -499,7 +484,40 @@
           <w:sz w:val="28"/>
           <w:rFonts w:ascii="Times New Roman" w:hAnsi="Times New Roman" w:cs="Times New Roman"/>
         </w:rPr>
-        <w:t>Для наладки систем автоматического регулирования собираются схемы, позволяющие подавать на вход регулятора ступенчатые и гармонические воздействия и регистрировать переходные процессы. Для этого используются генераторы сигналов, самописцы и осциллографы. По виду переходной характеристики определяются оптимальные настройки регулятора.</w:t>
+      </w:r>
+      <w:r>
+        <w:drawing>
+          <wp:inline xmlns:a="http://schemas.openxmlformats.org/drawingml/2006/main" xmlns:pic="http://schemas.openxmlformats.org/drawingml/2006/picture">
+            <wp:extent cx="5029200" cy="3819698"/>
+            <wp:docPr id="1" name="Picture 1"/>
+            <wp:cNvGraphicFramePr>
+              <a:graphicFrameLocks noChangeAspect="1"/>
+            </wp:cNvGraphicFramePr>
+            <a:graphic>
+              <a:graphicData uri="http://schemas.openxmlformats.org/drawingml/2006/picture">
+                <pic:pic>
+                  <pic:nvPicPr>
+                    <pic:cNvPr id="0" name="diagram_02.png"/>
+                    <pic:cNvPicPr/>
+                  </pic:nvPicPr>
+                  <pic:blipFill>
+                    <a:blip r:embed="rId9"/>
+                    <a:stretch>
+                      <a:fillRect/>
+                    </a:stretch>
+                  </pic:blipFill>
+                  <pic:spPr>
+                    <a:xfrm>
+                      <a:off x="0" y="0"/>
+                      <a:ext cx="5029200" cy="3819698"/>
+                    </a:xfrm>
+                    <a:prstGeom prst="rect"/>
+                  </pic:spPr>
+                </pic:pic>
+              </a:graphicData>
+            </a:graphic>
+          </wp:inline>
+        </w:drawing>
       </w:r>
     </w:p>
     <w:p>
@@ -605,6 +623,735 @@
           <w:rFonts w:ascii="Times New Roman" w:hAnsi="Times New Roman" w:cs="Times New Roman"/>
         </w:rPr>
         <w:t>5. Как оформляются результаты проверки работоспособности стенда?</w:t>
+      </w:r>
+    </w:p>
+    <w:tbl>
+      <w:tblPr>
+        <w:tblStyle w:val="TableGrid"/>
+        <w:tblW w:type="auto" w:w="0"/>
+        <w:jc w:val="center"/>
+        <w:tblLook w:firstColumn="1" w:firstRow="1" w:lastColumn="0" w:lastRow="0" w:noHBand="0" w:noVBand="1" w:val="04A0"/>
+      </w:tblPr>
+      <w:tblGrid>
+        <w:gridCol w:w="3118"/>
+        <w:gridCol w:w="3118"/>
+        <w:gridCol w:w="3118"/>
+      </w:tblGrid>
+      <w:tr>
+        <w:tc>
+          <w:tcPr>
+            <w:tcW w:type="dxa" w:w="3118"/>
+            <w:shd w:fill="4472C4" w:val="clear"/>
+          </w:tcPr>
+          <w:p>
+            <w:pPr>
+              <w:jc w:val="center"/>
+            </w:pPr>
+            <w:r/>
+            <w:r>
+              <w:rPr>
+                <w:b/>
+                <w:color w:val="FFFFFF"/>
+                <w:sz w:val="18"/>
+              </w:rPr>
+              <w:t>Категория инструментов</w:t>
+            </w:r>
+          </w:p>
+        </w:tc>
+        <w:tc>
+          <w:tcPr>
+            <w:tcW w:type="dxa" w:w="3118"/>
+            <w:shd w:fill="4472C4" w:val="clear"/>
+          </w:tcPr>
+          <w:p>
+            <w:pPr>
+              <w:jc w:val="center"/>
+            </w:pPr>
+            <w:r/>
+            <w:r>
+              <w:rPr>
+                <w:b/>
+                <w:color w:val="FFFFFF"/>
+                <w:sz w:val="18"/>
+              </w:rPr>
+              <w:t>Перечень</w:t>
+            </w:r>
+          </w:p>
+        </w:tc>
+        <w:tc>
+          <w:tcPr>
+            <w:tcW w:type="dxa" w:w="3118"/>
+            <w:shd w:fill="4472C4" w:val="clear"/>
+          </w:tcPr>
+          <w:p>
+            <w:pPr>
+              <w:jc w:val="center"/>
+            </w:pPr>
+            <w:r/>
+            <w:r>
+              <w:rPr>
+                <w:b/>
+                <w:color w:val="FFFFFF"/>
+                <w:sz w:val="18"/>
+              </w:rPr>
+              <w:t>Назначение</w:t>
+            </w:r>
+          </w:p>
+        </w:tc>
+      </w:tr>
+      <w:tr>
+        <w:tc>
+          <w:tcPr>
+            <w:tcW w:type="dxa" w:w="3118"/>
+            <w:shd w:fill="D9E2F3" w:val="clear"/>
+          </w:tcPr>
+          <w:p>
+            <w:pPr>
+              <w:jc w:val="left"/>
+            </w:pPr>
+            <w:r/>
+            <w:r>
+              <w:rPr>
+                <w:sz w:val="18"/>
+              </w:rPr>
+              <w:t>Измерительные приборы</w:t>
+            </w:r>
+          </w:p>
+        </w:tc>
+        <w:tc>
+          <w:tcPr>
+            <w:tcW w:type="dxa" w:w="3118"/>
+            <w:shd w:fill="D9E2F3" w:val="clear"/>
+          </w:tcPr>
+          <w:p>
+            <w:pPr>
+              <w:jc w:val="left"/>
+            </w:pPr>
+            <w:r/>
+            <w:r>
+              <w:rPr>
+                <w:sz w:val="18"/>
+              </w:rPr>
+              <w:t>Мультиметр, мегаомметр, калибратор</w:t>
+            </w:r>
+          </w:p>
+        </w:tc>
+        <w:tc>
+          <w:tcPr>
+            <w:tcW w:type="dxa" w:w="3118"/>
+            <w:shd w:fill="D9E2F3" w:val="clear"/>
+          </w:tcPr>
+          <w:p>
+            <w:pPr>
+              <w:jc w:val="left"/>
+            </w:pPr>
+            <w:r/>
+            <w:r>
+              <w:rPr>
+                <w:sz w:val="18"/>
+              </w:rPr>
+              <w:t>Измерение параметров цепей</w:t>
+            </w:r>
+          </w:p>
+        </w:tc>
+      </w:tr>
+      <w:tr>
+        <w:tc>
+          <w:tcPr>
+            <w:tcW w:type="dxa" w:w="3118"/>
+          </w:tcPr>
+          <w:p>
+            <w:pPr>
+              <w:jc w:val="left"/>
+            </w:pPr>
+            <w:r/>
+            <w:r>
+              <w:rPr>
+                <w:sz w:val="18"/>
+              </w:rPr>
+              <w:t>Слесарный инструмент</w:t>
+            </w:r>
+          </w:p>
+        </w:tc>
+        <w:tc>
+          <w:tcPr>
+            <w:tcW w:type="dxa" w:w="3118"/>
+          </w:tcPr>
+          <w:p>
+            <w:pPr>
+              <w:jc w:val="left"/>
+            </w:pPr>
+            <w:r/>
+            <w:r>
+              <w:rPr>
+                <w:sz w:val="18"/>
+              </w:rPr>
+              <w:t>Набор отвёрток, ключи, плоскогубцы</w:t>
+            </w:r>
+          </w:p>
+        </w:tc>
+        <w:tc>
+          <w:tcPr>
+            <w:tcW w:type="dxa" w:w="3118"/>
+          </w:tcPr>
+          <w:p>
+            <w:pPr>
+              <w:jc w:val="left"/>
+            </w:pPr>
+            <w:r/>
+            <w:r>
+              <w:rPr>
+                <w:sz w:val="18"/>
+              </w:rPr>
+              <w:t>Механические операции</w:t>
+            </w:r>
+          </w:p>
+        </w:tc>
+      </w:tr>
+      <w:tr>
+        <w:tc>
+          <w:tcPr>
+            <w:tcW w:type="dxa" w:w="3118"/>
+            <w:shd w:fill="D9E2F3" w:val="clear"/>
+          </w:tcPr>
+          <w:p>
+            <w:pPr>
+              <w:jc w:val="left"/>
+            </w:pPr>
+            <w:r/>
+            <w:r>
+              <w:rPr>
+                <w:sz w:val="18"/>
+              </w:rPr>
+              <w:t>Специализированный</w:t>
+            </w:r>
+          </w:p>
+        </w:tc>
+        <w:tc>
+          <w:tcPr>
+            <w:tcW w:type="dxa" w:w="3118"/>
+            <w:shd w:fill="D9E2F3" w:val="clear"/>
+          </w:tcPr>
+          <w:p>
+            <w:pPr>
+              <w:jc w:val="left"/>
+            </w:pPr>
+            <w:r/>
+            <w:r>
+              <w:rPr>
+                <w:sz w:val="18"/>
+              </w:rPr>
+              <w:t>Пресс для опрессовки, трубогиб, развальцовщик</w:t>
+            </w:r>
+          </w:p>
+        </w:tc>
+        <w:tc>
+          <w:tcPr>
+            <w:tcW w:type="dxa" w:w="3118"/>
+            <w:shd w:fill="D9E2F3" w:val="clear"/>
+          </w:tcPr>
+          <w:p>
+            <w:pPr>
+              <w:jc w:val="left"/>
+            </w:pPr>
+            <w:r/>
+            <w:r>
+              <w:rPr>
+                <w:sz w:val="18"/>
+              </w:rPr>
+              <w:t>Работа с трубными проводками</w:t>
+            </w:r>
+          </w:p>
+        </w:tc>
+      </w:tr>
+      <w:tr>
+        <w:tc>
+          <w:tcPr>
+            <w:tcW w:type="dxa" w:w="3118"/>
+          </w:tcPr>
+          <w:p>
+            <w:pPr>
+              <w:jc w:val="left"/>
+            </w:pPr>
+            <w:r/>
+            <w:r>
+              <w:rPr>
+                <w:sz w:val="18"/>
+              </w:rPr>
+              <w:t>Вспомогательный</w:t>
+            </w:r>
+          </w:p>
+        </w:tc>
+        <w:tc>
+          <w:tcPr>
+            <w:tcW w:type="dxa" w:w="3118"/>
+          </w:tcPr>
+          <w:p>
+            <w:pPr>
+              <w:jc w:val="left"/>
+            </w:pPr>
+            <w:r/>
+            <w:r>
+              <w:rPr>
+                <w:sz w:val="18"/>
+              </w:rPr>
+              <w:t>Маркеры, бирки, изолента, термоусадка</w:t>
+            </w:r>
+          </w:p>
+        </w:tc>
+        <w:tc>
+          <w:tcPr>
+            <w:tcW w:type="dxa" w:w="3118"/>
+          </w:tcPr>
+          <w:p>
+            <w:pPr>
+              <w:jc w:val="left"/>
+            </w:pPr>
+            <w:r/>
+            <w:r>
+              <w:rPr>
+                <w:sz w:val="18"/>
+              </w:rPr>
+              <w:t>Маркировка и изоляция</w:t>
+            </w:r>
+          </w:p>
+        </w:tc>
+      </w:tr>
+      <w:tr>
+        <w:tc>
+          <w:tcPr>
+            <w:tcW w:type="dxa" w:w="3118"/>
+            <w:shd w:fill="D9E2F3" w:val="clear"/>
+          </w:tcPr>
+          <w:p>
+            <w:pPr>
+              <w:jc w:val="left"/>
+            </w:pPr>
+            <w:r/>
+            <w:r>
+              <w:rPr>
+                <w:sz w:val="18"/>
+              </w:rPr>
+              <w:t>Средства защиты</w:t>
+            </w:r>
+          </w:p>
+        </w:tc>
+        <w:tc>
+          <w:tcPr>
+            <w:tcW w:type="dxa" w:w="3118"/>
+            <w:shd w:fill="D9E2F3" w:val="clear"/>
+          </w:tcPr>
+          <w:p>
+            <w:pPr>
+              <w:jc w:val="left"/>
+            </w:pPr>
+            <w:r/>
+            <w:r>
+              <w:rPr>
+                <w:sz w:val="18"/>
+              </w:rPr>
+              <w:t>Диэлектрические перчатки, коврик, очки</w:t>
+            </w:r>
+          </w:p>
+        </w:tc>
+        <w:tc>
+          <w:tcPr>
+            <w:tcW w:type="dxa" w:w="3118"/>
+            <w:shd w:fill="D9E2F3" w:val="clear"/>
+          </w:tcPr>
+          <w:p>
+            <w:pPr>
+              <w:jc w:val="left"/>
+            </w:pPr>
+            <w:r/>
+            <w:r>
+              <w:rPr>
+                <w:sz w:val="18"/>
+              </w:rPr>
+              <w:t>Электробезопасность</w:t>
+            </w:r>
+          </w:p>
+        </w:tc>
+      </w:tr>
+    </w:tbl>
+    <w:tbl>
+      <w:tblPr>
+        <w:tblStyle w:val="TableGrid"/>
+        <w:tblW w:type="auto" w:w="0"/>
+        <w:jc w:val="center"/>
+        <w:tblLook w:firstColumn="1" w:firstRow="1" w:lastColumn="0" w:lastRow="0" w:noHBand="0" w:noVBand="1" w:val="04A0"/>
+      </w:tblPr>
+      <w:tblGrid>
+        <w:gridCol w:w="3118"/>
+        <w:gridCol w:w="3118"/>
+        <w:gridCol w:w="3118"/>
+      </w:tblGrid>
+      <w:tr>
+        <w:tc>
+          <w:tcPr>
+            <w:tcW w:type="dxa" w:w="3118"/>
+            <w:shd w:fill="4472C4" w:val="clear"/>
+          </w:tcPr>
+          <w:p>
+            <w:pPr>
+              <w:jc w:val="center"/>
+            </w:pPr>
+            <w:r/>
+            <w:r>
+              <w:rPr>
+                <w:b/>
+                <w:color w:val="FFFFFF"/>
+                <w:sz w:val="18"/>
+              </w:rPr>
+              <w:t>Этап подготовки</w:t>
+            </w:r>
+          </w:p>
+        </w:tc>
+        <w:tc>
+          <w:tcPr>
+            <w:tcW w:type="dxa" w:w="3118"/>
+            <w:shd w:fill="4472C4" w:val="clear"/>
+          </w:tcPr>
+          <w:p>
+            <w:pPr>
+              <w:jc w:val="center"/>
+            </w:pPr>
+            <w:r/>
+            <w:r>
+              <w:rPr>
+                <w:b/>
+                <w:color w:val="FFFFFF"/>
+                <w:sz w:val="18"/>
+              </w:rPr>
+              <w:t>Действия</w:t>
+            </w:r>
+          </w:p>
+        </w:tc>
+        <w:tc>
+          <w:tcPr>
+            <w:tcW w:type="dxa" w:w="3118"/>
+            <w:shd w:fill="4472C4" w:val="clear"/>
+          </w:tcPr>
+          <w:p>
+            <w:pPr>
+              <w:jc w:val="center"/>
+            </w:pPr>
+            <w:r/>
+            <w:r>
+              <w:rPr>
+                <w:b/>
+                <w:color w:val="FFFFFF"/>
+                <w:sz w:val="18"/>
+              </w:rPr>
+              <w:t>Контрольные точки</w:t>
+            </w:r>
+          </w:p>
+        </w:tc>
+      </w:tr>
+      <w:tr>
+        <w:tc>
+          <w:tcPr>
+            <w:tcW w:type="dxa" w:w="3118"/>
+            <w:shd w:fill="D9E2F3" w:val="clear"/>
+          </w:tcPr>
+          <w:p>
+            <w:pPr>
+              <w:jc w:val="left"/>
+            </w:pPr>
+            <w:r/>
+            <w:r>
+              <w:rPr>
+                <w:sz w:val="18"/>
+              </w:rPr>
+              <w:t>Проверка рабочего места</w:t>
+            </w:r>
+          </w:p>
+        </w:tc>
+        <w:tc>
+          <w:tcPr>
+            <w:tcW w:type="dxa" w:w="3118"/>
+            <w:shd w:fill="D9E2F3" w:val="clear"/>
+          </w:tcPr>
+          <w:p>
+            <w:pPr>
+              <w:jc w:val="left"/>
+            </w:pPr>
+            <w:r/>
+            <w:r>
+              <w:rPr>
+                <w:sz w:val="18"/>
+              </w:rPr>
+              <w:t>Убрать посторонние предметы, обеспечить освещение</w:t>
+            </w:r>
+          </w:p>
+        </w:tc>
+        <w:tc>
+          <w:tcPr>
+            <w:tcW w:type="dxa" w:w="3118"/>
+            <w:shd w:fill="D9E2F3" w:val="clear"/>
+          </w:tcPr>
+          <w:p>
+            <w:pPr>
+              <w:jc w:val="left"/>
+            </w:pPr>
+            <w:r/>
+            <w:r>
+              <w:rPr>
+                <w:sz w:val="18"/>
+              </w:rPr>
+              <w:t>Рабочая зона свободна</w:t>
+            </w:r>
+          </w:p>
+        </w:tc>
+      </w:tr>
+      <w:tr>
+        <w:tc>
+          <w:tcPr>
+            <w:tcW w:type="dxa" w:w="3118"/>
+          </w:tcPr>
+          <w:p>
+            <w:pPr>
+              <w:jc w:val="left"/>
+            </w:pPr>
+            <w:r/>
+            <w:r>
+              <w:rPr>
+                <w:sz w:val="18"/>
+              </w:rPr>
+              <w:t>Проверка инструментов</w:t>
+            </w:r>
+          </w:p>
+        </w:tc>
+        <w:tc>
+          <w:tcPr>
+            <w:tcW w:type="dxa" w:w="3118"/>
+          </w:tcPr>
+          <w:p>
+            <w:pPr>
+              <w:jc w:val="left"/>
+            </w:pPr>
+            <w:r/>
+            <w:r>
+              <w:rPr>
+                <w:sz w:val="18"/>
+              </w:rPr>
+              <w:t>Визуальный осмотр, проверка калибровки</w:t>
+            </w:r>
+          </w:p>
+        </w:tc>
+        <w:tc>
+          <w:tcPr>
+            <w:tcW w:type="dxa" w:w="3118"/>
+          </w:tcPr>
+          <w:p>
+            <w:pPr>
+              <w:jc w:val="left"/>
+            </w:pPr>
+            <w:r/>
+            <w:r>
+              <w:rPr>
+                <w:sz w:val="18"/>
+              </w:rPr>
+              <w:t>Приборы поверены</w:t>
+            </w:r>
+          </w:p>
+        </w:tc>
+      </w:tr>
+      <w:tr>
+        <w:tc>
+          <w:tcPr>
+            <w:tcW w:type="dxa" w:w="3118"/>
+            <w:shd w:fill="D9E2F3" w:val="clear"/>
+          </w:tcPr>
+          <w:p>
+            <w:pPr>
+              <w:jc w:val="left"/>
+            </w:pPr>
+            <w:r/>
+            <w:r>
+              <w:rPr>
+                <w:sz w:val="18"/>
+              </w:rPr>
+              <w:t>Подготовка документации</w:t>
+            </w:r>
+          </w:p>
+        </w:tc>
+        <w:tc>
+          <w:tcPr>
+            <w:tcW w:type="dxa" w:w="3118"/>
+            <w:shd w:fill="D9E2F3" w:val="clear"/>
+          </w:tcPr>
+          <w:p>
+            <w:pPr>
+              <w:jc w:val="left"/>
+            </w:pPr>
+            <w:r/>
+            <w:r>
+              <w:rPr>
+                <w:sz w:val="18"/>
+              </w:rPr>
+              <w:t>Наличие схем, паспортов, программ</w:t>
+            </w:r>
+          </w:p>
+        </w:tc>
+        <w:tc>
+          <w:tcPr>
+            <w:tcW w:type="dxa" w:w="3118"/>
+            <w:shd w:fill="D9E2F3" w:val="clear"/>
+          </w:tcPr>
+          <w:p>
+            <w:pPr>
+              <w:jc w:val="left"/>
+            </w:pPr>
+            <w:r/>
+            <w:r>
+              <w:rPr>
+                <w:sz w:val="18"/>
+              </w:rPr>
+              <w:t>Комплект документов</w:t>
+            </w:r>
+          </w:p>
+        </w:tc>
+      </w:tr>
+      <w:tr>
+        <w:tc>
+          <w:tcPr>
+            <w:tcW w:type="dxa" w:w="3118"/>
+          </w:tcPr>
+          <w:p>
+            <w:pPr>
+              <w:jc w:val="left"/>
+            </w:pPr>
+            <w:r/>
+            <w:r>
+              <w:rPr>
+                <w:sz w:val="18"/>
+              </w:rPr>
+              <w:t>Меры безопасности</w:t>
+            </w:r>
+          </w:p>
+        </w:tc>
+        <w:tc>
+          <w:tcPr>
+            <w:tcW w:type="dxa" w:w="3118"/>
+          </w:tcPr>
+          <w:p>
+            <w:pPr>
+              <w:jc w:val="left"/>
+            </w:pPr>
+            <w:r/>
+            <w:r>
+              <w:rPr>
+                <w:sz w:val="18"/>
+              </w:rPr>
+              <w:t>Отключить напряжение, установить заземление</w:t>
+            </w:r>
+          </w:p>
+        </w:tc>
+        <w:tc>
+          <w:tcPr>
+            <w:tcW w:type="dxa" w:w="3118"/>
+          </w:tcPr>
+          <w:p>
+            <w:pPr>
+              <w:jc w:val="left"/>
+            </w:pPr>
+            <w:r/>
+            <w:r>
+              <w:rPr>
+                <w:sz w:val="18"/>
+              </w:rPr>
+              <w:t>Снятие напряжения подтверждено</w:t>
+            </w:r>
+          </w:p>
+        </w:tc>
+      </w:tr>
+      <w:tr>
+        <w:tc>
+          <w:tcPr>
+            <w:tcW w:type="dxa" w:w="3118"/>
+            <w:shd w:fill="D9E2F3" w:val="clear"/>
+          </w:tcPr>
+          <w:p>
+            <w:pPr>
+              <w:jc w:val="left"/>
+            </w:pPr>
+            <w:r/>
+            <w:r>
+              <w:rPr>
+                <w:sz w:val="18"/>
+              </w:rPr>
+              <w:t>Организация связи</w:t>
+            </w:r>
+          </w:p>
+        </w:tc>
+        <w:tc>
+          <w:tcPr>
+            <w:tcW w:type="dxa" w:w="3118"/>
+            <w:shd w:fill="D9E2F3" w:val="clear"/>
+          </w:tcPr>
+          <w:p>
+            <w:pPr>
+              <w:jc w:val="left"/>
+            </w:pPr>
+            <w:r/>
+            <w:r>
+              <w:rPr>
+                <w:sz w:val="18"/>
+              </w:rPr>
+              <w:t>Проверить связь с оператором, дежурным</w:t>
+            </w:r>
+          </w:p>
+        </w:tc>
+        <w:tc>
+          <w:tcPr>
+            <w:tcW w:type="dxa" w:w="3118"/>
+            <w:shd w:fill="D9E2F3" w:val="clear"/>
+          </w:tcPr>
+          <w:p>
+            <w:pPr>
+              <w:jc w:val="left"/>
+            </w:pPr>
+            <w:r/>
+            <w:r>
+              <w:rPr>
+                <w:sz w:val="18"/>
+              </w:rPr>
+              <w:t>Связь установлена</w:t>
+            </w:r>
+          </w:p>
+        </w:tc>
+      </w:tr>
+    </w:tbl>
+    <w:p>
+      <w:pPr>
+        <w:jc w:val="center"/>
+      </w:pPr>
+    </w:p>
+    <w:p>
+      <w:pPr>
+        <w:jc w:val="center"/>
+      </w:pPr>
+      <w:r>
+        <w:rPr>
+          <w:i/>
+        </w:rPr>
+        <w:t xml:space="preserve">Рисунок 1. Распределение времени при подготовке рабочего места наладчика КИПиА</w:t>
+      </w:r>
+    </w:p>
+    <w:p>
+      <w:pPr>
+        <w:spacing w:line="360" w:lineRule="auto" w:before="240" w:after="80"/>
+        <w:jc w:val="left"/>
+      </w:pPr>
+      <w:r>
+        <w:rPr>
+          <w:rFonts w:ascii="Times New Roman" w:hAnsi="Times New Roman"/>
+          <w:b/>
+          <w:sz w:val="28"/>
+          <w:rFonts w:ascii="Times New Roman" w:hAnsi="Times New Roman" w:cs="Times New Roman"/>
+        </w:rPr>
+        <w:t>Вопросы для повторения (Лекция 1):</w:t>
       </w:r>
     </w:p>
     <w:sectPr>
